--- a/public/templates/alista-contract-v2.docx
+++ b/public/templates/alista-contract-v2.docx
@@ -7272,21 +7272,21 @@
               <w:rPr>
                 <w:rFonts w:ascii="Times New Roman" w:hAnsi="Times New Roman" w:cs="Times New Roman"/>
               </w:rPr>
-              <w:t xml:space="preserve">г. Владивосток, ул. </w:t>
+              <w:t xml:space="preserve">г. Владивосток</w:t>
             </w:r>
             <w:proofErr w:type="spellStart"/>
             <w:r>
               <w:rPr>
                 <w:rFonts w:ascii="Times New Roman" w:hAnsi="Times New Roman" w:cs="Times New Roman"/>
               </w:rPr>
-              <w:t>__________________________</w:t>
+              <w:t/>
             </w:r>
             <w:proofErr w:type="spellEnd"/>
             <w:r>
               <w:rPr>
                 <w:rFonts w:ascii="Times New Roman" w:hAnsi="Times New Roman" w:cs="Times New Roman"/>
               </w:rPr>
-              <w:t>, 45, пом. 408</w:t>
+              <w:t/>
             </w:r>
           </w:p>
         </w:tc>
@@ -7387,7 +7387,7 @@
                 <w:szCs w:val="24"/>
                 <w:lang w:val="en-US"/>
               </w:rPr>
-              <w:t xml:space="preserve">.: </w:t>
+              <w:t xml:space="preserve">.: ___________________</w:t>
             </w:r>
             <w:r>
               <w:rPr>
@@ -7396,7 +7396,7 @@
                 <w:szCs w:val="24"/>
                 <w:lang w:val="en-US"/>
               </w:rPr>
-              <w:t>8</w:t>
+              <w:t/>
             </w:r>
             <w:r>
               <w:rPr>
@@ -7405,7 +7405,7 @@
                 <w:szCs w:val="24"/>
                 <w:lang w:val="en-US"/>
               </w:rPr>
-              <w:t xml:space="preserve"> (</w:t>
+              <w:t xml:space="preserve"/>
             </w:r>
             <w:r>
               <w:rPr>
@@ -7414,7 +7414,7 @@
                 <w:szCs w:val="24"/>
                 <w:lang w:val="en-US"/>
               </w:rPr>
-              <w:t>908</w:t>
+              <w:t/>
             </w:r>
             <w:r>
               <w:rPr>
@@ -7423,7 +7423,7 @@
                 <w:szCs w:val="24"/>
                 <w:lang w:val="en-US"/>
               </w:rPr>
-              <w:t>)</w:t>
+              <w:t/>
             </w:r>
             <w:r>
               <w:rPr>
@@ -7432,7 +7432,7 @@
                 <w:szCs w:val="24"/>
                 <w:lang w:val="en-US"/>
               </w:rPr>
-              <w:t>-</w:t>
+              <w:t/>
             </w:r>
             <w:r>
               <w:rPr>
@@ -7441,7 +7441,7 @@
                 <w:szCs w:val="24"/>
                 <w:lang w:val="en-US"/>
               </w:rPr>
-              <w:t>973</w:t>
+              <w:t/>
             </w:r>
             <w:r>
               <w:rPr>
@@ -7450,7 +7450,7 @@
                 <w:szCs w:val="24"/>
                 <w:lang w:val="en-US"/>
               </w:rPr>
-              <w:t>-</w:t>
+              <w:t/>
             </w:r>
             <w:r>
               <w:rPr>
@@ -7459,7 +7459,7 @@
                 <w:szCs w:val="24"/>
                 <w:lang w:val="en-US"/>
               </w:rPr>
-              <w:t>88</w:t>
+              <w:t/>
             </w:r>
             <w:r>
               <w:rPr>
@@ -7468,7 +7468,7 @@
                 <w:szCs w:val="24"/>
                 <w:lang w:val="en-US"/>
               </w:rPr>
-              <w:t>-</w:t>
+              <w:t/>
             </w:r>
             <w:r>
               <w:rPr>
@@ -7477,7 +7477,7 @@
                 <w:szCs w:val="24"/>
                 <w:lang w:val="en-US"/>
               </w:rPr>
-              <w:t>2</w:t>
+              <w:t/>
             </w:r>
             <w:r>
               <w:rPr>
@@ -7486,7 +7486,7 @@
                 <w:szCs w:val="24"/>
                 <w:lang w:val="en-US"/>
               </w:rPr>
-              <w:t>9</w:t>
+              <w:t/>
             </w:r>
           </w:p>
           <w:p>
@@ -7618,7 +7618,7 @@
                 <w:sz w:val="24"/>
                 <w:szCs w:val="24"/>
               </w:rPr>
-              <w:t>ОГРН</w:t>
+              <w:t/>
             </w:r>
             <w:r>
               <w:rPr>
@@ -7627,13 +7627,13 @@
                 <w:szCs w:val="24"/>
                 <w:lang w:val="en-US"/>
               </w:rPr>
-              <w:t xml:space="preserve"> </w:t>
+              <w:t xml:space="preserve"/>
             </w:r>
             <w:r>
               <w:rPr>
                 <w:rFonts w:ascii="Times New Roman" w:hAnsi="Times New Roman" w:cs="Times New Roman"/>
               </w:rPr>
-              <w:t>____________</w:t>
+              <w:t/>
             </w:r>
           </w:p>
           <w:p>
